--- a/tests/corpus/branch-notes-with-toc.docx
+++ b/tests/corpus/branch-notes-with-toc.docx
@@ -1,3 +1,3 @@
 
-<file path=word/document.xml><?xml version="1.0" encoding="UTF-8" standalone="yes"?><w:document xmlns:w="http://schemas.openxmlformats.org/wordprocessingml/2006/main" xmlns:r="http://schemas.openxmlformats.org/officeDocument/2006/relationships" xmlns:wp="http://schemas.openxmlformats.org/drawingml/2006/wordprocessingDrawing" xmlns:a="http://schemas.openxmlformats.org/drawingml/2006/main" xmlns:pic="http://schemas.openxmlformats.org/drawingml/2006/picture"><w:body><w:p><w:r><w:t xml:space="preserve">Branch Notes</w:t></w:r></w:p><w:p><w:r><w:t xml:space="preserve">How to Catalogue</w:t></w:r><w:r><w:tab/></w:r><w:r><w:t xml:space="preserve">Page 3</w:t></w:r></w:p><w:p><w:r><w:t xml:space="preserve">Reference Section</w:t></w:r><w:r><w:tab/></w:r><w:r><w:t xml:space="preserve">Page 20, 21, & 22</w:t></w:r></w:p><w:p><w:r><w:t xml:space="preserve">Reading room layout</w:t></w:r></w:p><w:p><w:r><w:drawing><wp:inline distT="0" distB="0" distL="0" distR="0"><wp:extent cx="914400" cy="274320"/><wp:docPr id="1" name="Picture 1"/><a:graphic><a:graphicData uri="http://schemas.openxmlformats.org/drawingml/2006/picture"><pic:pic><pic:nvPicPr><pic:cNvPr id="1" name="Picture 1"/><pic:cNvPicPr/></pic:nvPicPr><pic:blipFill><a:blip r:embed="rImg1"/><a:stretch><a:fillRect/></a:stretch></pic:blipFill><pic:spPr><a:xfrm><a:off x="0" y="0"/><a:ext cx="914400" cy="274320"/></a:xfrm><a:prstGeom prst="rect"><a:avLst/></a:prstGeom></pic:spPr></pic:pic></a:graphicData></a:graphic></wp:inline></w:drawing></w:r><w:r><w:drawing><wp:inline distT="0" distB="0" distL="0" distR="0"><wp:extent cx="914400" cy="274320"/><wp:docPr id="2" name="Picture 2"/><a:graphic><a:graphicData uri="http://schemas.openxmlformats.org/drawingml/2006/picture"><pic:pic><pic:nvPicPr><pic:cNvPr id="2" name="Picture 2"/><pic:cNvPicPr/></pic:nvPicPr><pic:blipFill><a:blip r:embed="rImg2"/><a:stretch><a:fillRect/></a:stretch></pic:blipFill><pic:spPr><a:xfrm><a:off x="0" y="0"/><a:ext cx="914400" cy="274320"/></a:xfrm><a:prstGeom prst="rect"><a:avLst/></a:prstGeom></pic:spPr></pic:pic></a:graphicData></a:graphic></wp:inline></w:drawing></w:r><w:r><w:drawing><wp:inline distT="0" distB="0" distL="0" distR="0"><wp:extent cx="914400" cy="274320"/><wp:docPr id="3" name="Picture 3"/><a:graphic><a:graphicData uri="http://schemas.openxmlformats.org/drawingml/2006/picture"><pic:pic><pic:nvPicPr><pic:cNvPr id="3" name="Picture 3"/><pic:cNvPicPr/></pic:nvPicPr><pic:blipFill><a:blip r:embed="rImg3"/><a:stretch><a:fillRect/></a:stretch></pic:blipFill><pic:spPr><a:xfrm><a:off x="0" y="0"/><a:ext cx="914400" cy="274320"/></a:xfrm><a:prstGeom prst="rect"><a:avLst/></a:prstGeom></pic:spPr></pic:pic></a:graphicData></a:graphic></wp:inline></w:drawing></w:r><w:r><w:drawing><wp:inline distT="0" distB="0" distL="0" distR="0"><wp:extent cx="914400" cy="274320"/><wp:docPr id="4" name="Picture 4"/><a:graphic><a:graphicData uri="http://schemas.openxmlformats.org/drawingml/2006/picture"><pic:pic><pic:nvPicPr><pic:cNvPr id="4" name="Picture 4"/><pic:cNvPicPr/></pic:nvPicPr><pic:blipFill><a:blip r:embed="rImg4"/><a:stretch><a:fillRect/></a:stretch></pic:blipFill><pic:spPr><a:xfrm><a:off x="0" y="0"/><a:ext cx="914400" cy="274320"/></a:xfrm><a:prstGeom prst="rect"><a:avLst/></a:prstGeom></pic:spPr></pic:pic></a:graphicData></a:graphic></wp:inline></w:drawing></w:r></w:p><w:p><w:r><w:t xml:space="preserve">Mezzanine stair detail</w:t></w:r></w:p><w:p><w:r><w:drawing><wp:inline distT="0" distB="0" distL="0" distR="0"><wp:extent cx="914400" cy="274320"/><wp:docPr id="5" name="Picture 5"/><a:graphic><a:graphicData uri="http://schemas.openxmlformats.org/drawingml/2006/picture"><pic:pic><pic:nvPicPr><pic:cNvPr id="5" name="Picture 5"/><pic:cNvPicPr/></pic:nvPicPr><pic:blipFill><a:blip r:embed="rImg5"/><a:stretch><a:fillRect/></a:stretch></pic:blipFill><pic:spPr><a:xfrm><a:off x="0" y="0"/><a:ext cx="914400" cy="274320"/></a:xfrm><a:prstGeom prst="rect"><a:avLst/></a:prstGeom></pic:spPr></pic:pic></a:graphicData></a:graphic></wp:inline></w:drawing></w:r><w:r><w:drawing><wp:inline distT="0" distB="0" distL="0" distR="0"><wp:extent cx="914400" cy="274320"/><wp:docPr id="6" name="Picture 6"/><a:graphic><a:graphicData uri="http://schemas.openxmlformats.org/drawingml/2006/picture"><pic:pic><pic:nvPicPr><pic:cNvPr id="6" name="Picture 6"/><pic:cNvPicPr/></pic:nvPicPr><pic:blipFill><a:blip r:embed="rImg6"/><a:stretch><a:fillRect/></a:stretch></pic:blipFill><pic:spPr><a:xfrm><a:off x="0" y="0"/><a:ext cx="914400" cy="274320"/></a:xfrm><a:prstGeom prst="rect"><a:avLst/></a:prstGeom></pic:spPr></pic:pic></a:graphicData></a:graphic></wp:inline></w:drawing></w:r><w:r><w:drawing><wp:inline distT="0" distB="0" distL="0" distR="0"><wp:extent cx="914400" cy="274320"/><wp:docPr id="7" name="Picture 7"/><a:graphic><a:graphicData uri="http://schemas.openxmlformats.org/drawingml/2006/picture"><pic:pic><pic:nvPicPr><pic:cNvPr id="7" name="Picture 7"/><pic:cNvPicPr/></pic:nvPicPr><pic:blipFill><a:blip r:embed="rImg7"/><a:stretch><a:fillRect/></a:stretch></pic:blipFill><pic:spPr><a:xfrm><a:off x="0" y="0"/><a:ext cx="914400" cy="274320"/></a:xfrm><a:prstGeom prst="rect"><a:avLst/></a:prstGeom></pic:spPr></pic:pic></a:graphicData></a:graphic></wp:inline></w:drawing></w:r><w:r><w:drawing><wp:inline distT="0" distB="0" distL="0" distR="0"><wp:extent cx="914400" cy="274320"/><wp:docPr id="8" name="Picture 8"/><a:graphic><a:graphicData uri="http://schemas.openxmlformats.org/drawingml/2006/picture"><pic:pic><pic:nvPicPr><pic:cNvPr id="8" name="Picture 8"/><pic:cNvPicPr/></pic:nvPicPr><pic:blipFill><a:blip r:embed="rImg8"/><a:stretch><a:fillRect/></a:stretch></pic:blipFill><pic:spPr><a:xfrm><a:off x="0" y="0"/><a:ext cx="914400" cy="274320"/></a:xfrm><a:prstGeom prst="rect"><a:avLst/></a:prstGeom></pic:spPr></pic:pic></a:graphicData></a:graphic></wp:inline></w:drawing></w:r><w:r><w:drawing><wp:inline distT="0" distB="0" distL="0" distR="0"><wp:extent cx="914400" cy="274320"/><wp:docPr id="9" name="Picture 9"/><a:graphic><a:graphicData uri="http://schemas.openxmlformats.org/drawingml/2006/picture"><pic:pic><pic:nvPicPr><pic:cNvPr id="9" name="Picture 9"/><pic:cNvPicPr/></pic:nvPicPr><pic:blipFill><a:blip r:embed="rImg9"/><a:stretch><a:fillRect/></a:stretch></pic:blipFill><pic:spPr><a:xfrm><a:off x="0" y="0"/><a:ext cx="914400" cy="274320"/></a:xfrm><a:prstGeom prst="rect"><a:avLst/></a:prstGeom></pic:spPr></pic:pic></a:graphicData></a:graphic></wp:inline></w:drawing></w:r></w:p><w:sectPr></w:sectPr></w:body></w:document>
+<file path=word/document.xml><?xml version="1.0" encoding="UTF-8" standalone="yes"?><w:document xmlns:w="http://schemas.openxmlformats.org/wordprocessingml/2006/main" xmlns:r="http://schemas.openxmlformats.org/officeDocument/2006/relationships" xmlns:wp="http://schemas.openxmlformats.org/drawingml/2006/wordprocessingDrawing" xmlns:a="http://schemas.openxmlformats.org/drawingml/2006/main" xmlns:pic="http://schemas.openxmlformats.org/drawingml/2006/picture" xmlns:m="http://schemas.openxmlformats.org/officeDocument/2006/math"><w:body><w:p><w:r><w:t xml:space="preserve">Branch Notes</w:t></w:r></w:p><w:p><w:r><w:t xml:space="preserve">How to Catalogue</w:t></w:r><w:r><w:tab/></w:r><w:r><w:t xml:space="preserve">Page 3</w:t></w:r></w:p><w:p><w:r><w:t xml:space="preserve">Reference Section</w:t></w:r><w:r><w:tab/></w:r><w:r><w:t xml:space="preserve">Page 20, 21, & 22</w:t></w:r></w:p><w:p><w:r><w:t xml:space="preserve">Reading room layout</w:t></w:r></w:p><w:p><w:r><w:drawing><wp:inline distT="0" distB="0" distL="0" distR="0"><wp:extent cx="914400" cy="274320"/><wp:docPr id="1" name="Picture 1"/><a:graphic><a:graphicData uri="http://schemas.openxmlformats.org/drawingml/2006/picture"><pic:pic><pic:nvPicPr><pic:cNvPr id="1" name="Picture 1"/><pic:cNvPicPr/></pic:nvPicPr><pic:blipFill><a:blip r:embed="rImg1"/><a:stretch><a:fillRect/></a:stretch></pic:blipFill><pic:spPr><a:xfrm><a:off x="0" y="0"/><a:ext cx="914400" cy="274320"/></a:xfrm><a:prstGeom prst="rect"><a:avLst/></a:prstGeom></pic:spPr></pic:pic></a:graphicData></a:graphic></wp:inline></w:drawing></w:r><w:r><w:drawing><wp:inline distT="0" distB="0" distL="0" distR="0"><wp:extent cx="914400" cy="274320"/><wp:docPr id="2" name="Picture 2"/><a:graphic><a:graphicData uri="http://schemas.openxmlformats.org/drawingml/2006/picture"><pic:pic><pic:nvPicPr><pic:cNvPr id="2" name="Picture 2"/><pic:cNvPicPr/></pic:nvPicPr><pic:blipFill><a:blip r:embed="rImg2"/><a:stretch><a:fillRect/></a:stretch></pic:blipFill><pic:spPr><a:xfrm><a:off x="0" y="0"/><a:ext cx="914400" cy="274320"/></a:xfrm><a:prstGeom prst="rect"><a:avLst/></a:prstGeom></pic:spPr></pic:pic></a:graphicData></a:graphic></wp:inline></w:drawing></w:r><w:r><w:drawing><wp:inline distT="0" distB="0" distL="0" distR="0"><wp:extent cx="914400" cy="274320"/><wp:docPr id="3" name="Picture 3"/><a:graphic><a:graphicData uri="http://schemas.openxmlformats.org/drawingml/2006/picture"><pic:pic><pic:nvPicPr><pic:cNvPr id="3" name="Picture 3"/><pic:cNvPicPr/></pic:nvPicPr><pic:blipFill><a:blip r:embed="rImg3"/><a:stretch><a:fillRect/></a:stretch></pic:blipFill><pic:spPr><a:xfrm><a:off x="0" y="0"/><a:ext cx="914400" cy="274320"/></a:xfrm><a:prstGeom prst="rect"><a:avLst/></a:prstGeom></pic:spPr></pic:pic></a:graphicData></a:graphic></wp:inline></w:drawing></w:r><w:r><w:drawing><wp:inline distT="0" distB="0" distL="0" distR="0"><wp:extent cx="914400" cy="274320"/><wp:docPr id="4" name="Picture 4"/><a:graphic><a:graphicData uri="http://schemas.openxmlformats.org/drawingml/2006/picture"><pic:pic><pic:nvPicPr><pic:cNvPr id="4" name="Picture 4"/><pic:cNvPicPr/></pic:nvPicPr><pic:blipFill><a:blip r:embed="rImg4"/><a:stretch><a:fillRect/></a:stretch></pic:blipFill><pic:spPr><a:xfrm><a:off x="0" y="0"/><a:ext cx="914400" cy="274320"/></a:xfrm><a:prstGeom prst="rect"><a:avLst/></a:prstGeom></pic:spPr></pic:pic></a:graphicData></a:graphic></wp:inline></w:drawing></w:r></w:p><w:p><w:r><w:t xml:space="preserve">Mezzanine stair detail</w:t></w:r></w:p><w:p><w:r><w:drawing><wp:inline distT="0" distB="0" distL="0" distR="0"><wp:extent cx="914400" cy="274320"/><wp:docPr id="5" name="Picture 5"/><a:graphic><a:graphicData uri="http://schemas.openxmlformats.org/drawingml/2006/picture"><pic:pic><pic:nvPicPr><pic:cNvPr id="5" name="Picture 5"/><pic:cNvPicPr/></pic:nvPicPr><pic:blipFill><a:blip r:embed="rImg5"/><a:stretch><a:fillRect/></a:stretch></pic:blipFill><pic:spPr><a:xfrm><a:off x="0" y="0"/><a:ext cx="914400" cy="274320"/></a:xfrm><a:prstGeom prst="rect"><a:avLst/></a:prstGeom></pic:spPr></pic:pic></a:graphicData></a:graphic></wp:inline></w:drawing></w:r><w:r><w:drawing><wp:inline distT="0" distB="0" distL="0" distR="0"><wp:extent cx="914400" cy="274320"/><wp:docPr id="6" name="Picture 6"/><a:graphic><a:graphicData uri="http://schemas.openxmlformats.org/drawingml/2006/picture"><pic:pic><pic:nvPicPr><pic:cNvPr id="6" name="Picture 6"/><pic:cNvPicPr/></pic:nvPicPr><pic:blipFill><a:blip r:embed="rImg6"/><a:stretch><a:fillRect/></a:stretch></pic:blipFill><pic:spPr><a:xfrm><a:off x="0" y="0"/><a:ext cx="914400" cy="274320"/></a:xfrm><a:prstGeom prst="rect"><a:avLst/></a:prstGeom></pic:spPr></pic:pic></a:graphicData></a:graphic></wp:inline></w:drawing></w:r><w:r><w:drawing><wp:inline distT="0" distB="0" distL="0" distR="0"><wp:extent cx="914400" cy="274320"/><wp:docPr id="7" name="Picture 7"/><a:graphic><a:graphicData uri="http://schemas.openxmlformats.org/drawingml/2006/picture"><pic:pic><pic:nvPicPr><pic:cNvPr id="7" name="Picture 7"/><pic:cNvPicPr/></pic:nvPicPr><pic:blipFill><a:blip r:embed="rImg7"/><a:stretch><a:fillRect/></a:stretch></pic:blipFill><pic:spPr><a:xfrm><a:off x="0" y="0"/><a:ext cx="914400" cy="274320"/></a:xfrm><a:prstGeom prst="rect"><a:avLst/></a:prstGeom></pic:spPr></pic:pic></a:graphicData></a:graphic></wp:inline></w:drawing></w:r><w:r><w:drawing><wp:inline distT="0" distB="0" distL="0" distR="0"><wp:extent cx="914400" cy="274320"/><wp:docPr id="8" name="Picture 8"/><a:graphic><a:graphicData uri="http://schemas.openxmlformats.org/drawingml/2006/picture"><pic:pic><pic:nvPicPr><pic:cNvPr id="8" name="Picture 8"/><pic:cNvPicPr/></pic:nvPicPr><pic:blipFill><a:blip r:embed="rImg8"/><a:stretch><a:fillRect/></a:stretch></pic:blipFill><pic:spPr><a:xfrm><a:off x="0" y="0"/><a:ext cx="914400" cy="274320"/></a:xfrm><a:prstGeom prst="rect"><a:avLst/></a:prstGeom></pic:spPr></pic:pic></a:graphicData></a:graphic></wp:inline></w:drawing></w:r><w:r><w:drawing><wp:inline distT="0" distB="0" distL="0" distR="0"><wp:extent cx="914400" cy="274320"/><wp:docPr id="9" name="Picture 9"/><a:graphic><a:graphicData uri="http://schemas.openxmlformats.org/drawingml/2006/picture"><pic:pic><pic:nvPicPr><pic:cNvPr id="9" name="Picture 9"/><pic:cNvPicPr/></pic:nvPicPr><pic:blipFill><a:blip r:embed="rImg9"/><a:stretch><a:fillRect/></a:stretch></pic:blipFill><pic:spPr><a:xfrm><a:off x="0" y="0"/><a:ext cx="914400" cy="274320"/></a:xfrm><a:prstGeom prst="rect"><a:avLst/></a:prstGeom></pic:spPr></pic:pic></a:graphicData></a:graphic></wp:inline></w:drawing></w:r></w:p><w:sectPr></w:sectPr></w:body></w:document>
 </file>